--- a/paper/manuscript/submission/PyCoSim_Title_Page.docx
+++ b/paper/manuscript/submission/PyCoSim_Title_Page.docx
@@ -15,19 +15,19 @@
         <w:pStyle w:val="Authors"/>
       </w:pPr>
       <w:r>
-        <w:t xml:space="preserve">Author One</w:t>
+        <w:t xml:space="preserve">Liang Zhang</w:t>
       </w:r>
       <w:r>
         <w:rPr>
           <w:vertAlign w:val="superscript"/>
         </w:rPr>
-        <w:t xml:space="preserve">1,*</w:t>
+        <w:t xml:space="preserve">1,2,*</w:t>
       </w:r>
       <w:r>
         <w:t xml:space="preserve">, </w:t>
       </w:r>
       <w:r>
-        <w:t xml:space="preserve">Author Two</w:t>
+        <w:t xml:space="preserve">Saquib Mohammed Haroon</w:t>
       </w:r>
       <w:r>
         <w:rPr>
@@ -39,47 +39,47 @@
         <w:t xml:space="preserve">, </w:t>
       </w:r>
       <w:r>
-        <w:t xml:space="preserve">Author Three</w:t>
-      </w:r>
+        <w:t xml:space="preserve">Alyssa Ryan</w:t>
+      </w:r>
+      <w:r>
+        <w:rPr>
+          <w:vertAlign w:val="superscript"/>
+        </w:rPr>
+        <w:t xml:space="preserve">1</w:t>
+      </w:r>
+    </w:p>
+    <w:p>
+      <w:pPr>
+        <w:pStyle w:val="Affiliation"/>
+      </w:pPr>
+      <w:r>
+        <w:rPr>
+          <w:vertAlign w:val="superscript"/>
+        </w:rPr>
+        <w:t xml:space="preserve">1</w:t>
+      </w:r>
+      <w:r>
+        <w:t xml:space="preserve"> </w:t>
+      </w:r>
+      <w:r>
+        <w:t xml:space="preserve">University of Arizona, Tucson, Arizona, USA</w:t>
+      </w:r>
+    </w:p>
+    <w:p>
+      <w:pPr>
+        <w:pStyle w:val="Affiliation"/>
+      </w:pPr>
       <w:r>
         <w:rPr>
           <w:vertAlign w:val="superscript"/>
         </w:rPr>
         <w:t xml:space="preserve">2</w:t>
       </w:r>
-    </w:p>
-    <w:p>
-      <w:pPr>
-        <w:pStyle w:val="Affiliation"/>
-      </w:pPr>
-      <w:r>
-        <w:rPr>
-          <w:vertAlign w:val="superscript"/>
-        </w:rPr>
-        <w:t xml:space="preserve">1</w:t>
-      </w:r>
       <w:r>
         <w:t xml:space="preserve"> </w:t>
       </w:r>
       <w:r>
-        <w:t xml:space="preserve">Department, University, Street address, City, State Postal code, Country</w:t>
-      </w:r>
-    </w:p>
-    <w:p>
-      <w:pPr>
-        <w:pStyle w:val="Affiliation"/>
-      </w:pPr>
-      <w:r>
-        <w:rPr>
-          <w:vertAlign w:val="superscript"/>
-        </w:rPr>
-        <w:t xml:space="preserve">2</w:t>
-      </w:r>
-      <w:r>
-        <w:t xml:space="preserve"> </w:t>
-      </w:r>
-      <w:r>
-        <w:t xml:space="preserve">Department, Institution, Street address, City, Postal code, Country</w:t>
+        <w:t xml:space="preserve">National Renewable Energy Laboratory, Golden, Colorado, USA</w:t>
       </w:r>
     </w:p>
     <w:p>
@@ -103,11 +103,11 @@
           <w:rPr>
             <w:rStyle w:val="Hyperlink"/>
           </w:rPr>
-          <w:t xml:space="preserve">corresponding.author@university.edu</w:t>
+          <w:t xml:space="preserve">liangzhang1@arizona.edu</w:t>
         </w:r>
       </w:hyperlink>
       <w:r>
-        <w:t xml:space="preserve"> (Author One)</w:t>
+        <w:t xml:space="preserve"> (Liang Zhang)</w:t>
       </w:r>
     </w:p>
     <w:p>

--- a/paper/manuscript/submission/PyCoSim_Title_Page.docx
+++ b/paper/manuscript/submission/PyCoSim_Title_Page.docx
@@ -33,7 +33,7 @@
         <w:rPr>
           <w:vertAlign w:val="superscript"/>
         </w:rPr>
-        <w:t xml:space="preserve">1</w:t>
+        <w:t xml:space="preserve">3</w:t>
       </w:r>
       <w:r>
         <w:t xml:space="preserve">, </w:t>
@@ -41,23 +41,23 @@
       <w:r>
         <w:t xml:space="preserve">Alyssa Ryan</w:t>
       </w:r>
+      <w:r>
+        <w:rPr>
+          <w:vertAlign w:val="superscript"/>
+        </w:rPr>
+        <w:t xml:space="preserve">4</w:t>
+      </w:r>
+    </w:p>
+    <w:p>
+      <w:pPr>
+        <w:pStyle w:val="Affiliation"/>
+      </w:pPr>
       <w:r>
         <w:rPr>
           <w:vertAlign w:val="superscript"/>
         </w:rPr>
         <w:t xml:space="preserve">1</w:t>
       </w:r>
-    </w:p>
-    <w:p>
-      <w:pPr>
-        <w:pStyle w:val="Affiliation"/>
-      </w:pPr>
-      <w:r>
-        <w:rPr>
-          <w:vertAlign w:val="superscript"/>
-        </w:rPr>
-        <w:t xml:space="preserve">1</w:t>
-      </w:r>
       <w:r>
         <w:t xml:space="preserve"> </w:t>
       </w:r>
@@ -79,7 +79,41 @@
         <w:t xml:space="preserve"> </w:t>
       </w:r>
       <w:r>
-        <w:t xml:space="preserve">National Renewable Energy Laboratory, Golden, Colorado, USA</w:t>
+        <w:t xml:space="preserve">National Laboratory of the Rockies (formerly National Renewable Energy Laboratory), Golden, Colorado, USA</w:t>
+      </w:r>
+    </w:p>
+    <w:p>
+      <w:pPr>
+        <w:pStyle w:val="Affiliation"/>
+      </w:pPr>
+      <w:r>
+        <w:rPr>
+          <w:vertAlign w:val="superscript"/>
+        </w:rPr>
+        <w:t xml:space="preserve">3</w:t>
+      </w:r>
+      <w:r>
+        <w:t xml:space="preserve"> </w:t>
+      </w:r>
+      <w:r>
+        <w:t xml:space="preserve">AAA Foundation for Traffic Safety, Washington, DC, USA</w:t>
+      </w:r>
+    </w:p>
+    <w:p>
+      <w:pPr>
+        <w:pStyle w:val="Affiliation"/>
+      </w:pPr>
+      <w:r>
+        <w:rPr>
+          <w:vertAlign w:val="superscript"/>
+        </w:rPr>
+        <w:t xml:space="preserve">4</w:t>
+      </w:r>
+      <w:r>
+        <w:t xml:space="preserve"> </w:t>
+      </w:r>
+      <w:r>
+        <w:t xml:space="preserve">Michigan State University, East Lansing, Michigan, USA</w:t>
       </w:r>
     </w:p>
     <w:p>
@@ -123,7 +157,7 @@
         <w:pStyle w:val="BodyText"/>
       </w:pPr>
       <w:r>
-        <w:t xml:space="preserve">[Funding and acknowledgements to be added by the authors.]</w:t>
+        <w:t xml:space="preserve">This material is based upon work supported by the U.S. National Science Foundation under Award No. 2623038, “GOALI: A Community-Driven Benchmarking Framework for Trustworthy Generative AI in Architecture, Engineering and Construction.” Any opinions, findings and conclusions or recommendations expressed in this material are those of the authors and do not necessarily reflect the views of the National Science Foundation.</w:t>
       </w:r>
     </w:p>
     <w:sectPr>

--- a/paper/manuscript/submission/PyCoSim_Title_Page.docx
+++ b/paper/manuscript/submission/PyCoSim_Title_Page.docx
@@ -42,16 +42,16 @@
         <w:ind w:firstLine="0"/>
       </w:pPr>
       <w:r>
-        <w:t>We submit the manuscript “Py-CoSim: time-aware message-based co-simulation of building energy and artificial intelligence models” for consideration as a Research Article in Building Simulation. It falls within the journal’s topic “Advances in Modeling and Simulation Tools”, in particular new software development and buildings-to-grid integration simulation and controls.</w:t>
-      </w:r>
-    </w:p>
-    <w:p>
-      <w:pPr>
-        <w:pStyle w:val="BodyText"/>
-        <w:ind w:firstLine="0"/>
-      </w:pPr>
-      <w:r>
-        <w:t>Building energy models are now co-simulated with photovoltaics, batteries, tariffs, grid models and, increasingly, artificial intelligence (AI) components such as large language model supervisors. Existing co-simulation tools exchange numbers stamped with an instant, so users must decide which interval each value belongs to, and they offer no rules for components that answer slowly, differently on every call or with invalid values. Py-CoSim addresses both problems with a time-aware message hub, TIDE (Time-aware Interval Data Exchange): every message states whether its value is an instantaneous sample, an interval average, an interval amount, a held value or an event, and every input declares the window it needs. The paper shows that this removes a class of aggregation errors (up to 6 % in energy cost with conventional exchange, and a battery peak reduction overstated by 15 kW in a ten-office community), makes runs with stochastic AI components exactly reproducible, and lets slow AI services run concurrently without changing results. The software and every experiment script are open source, so the results can be reproduced and the tool used directly by the building simulation community.</w:t>
+        <w:t>We submit the manuscript “Py-CoSim: time-aware message-based co-simulation for building energy systems” for consideration as a Research Article in Building Simulation. It falls within the journal’s topic “Advances in Modeling and Simulation Tools”, in particular new software development and buildings-to-grid integration simulation and controls.</w:t>
+      </w:r>
+    </w:p>
+    <w:p>
+      <w:pPr>
+        <w:pStyle w:val="BodyText"/>
+        <w:ind w:firstLine="0"/>
+      </w:pPr>
+      <w:r>
+        <w:t>Building energy models are now co-simulated with photovoltaics, batteries, tariffs, grid models and data-driven controllers. Existing co-simulation tools exchange numbers stamped with an instant, so users must decide which interval each value belongs to, and they assume that every component answers deterministically, validly and at once. Py-CoSim addresses this with a time-aware message hub, TIDE (Time-aware Interval Data Exchange): every message states whether its value is an instantaneous sample, an interval average, an interval amount, a held value or an event, and every input declares the window it needs. The paper shows that this removes a class of aggregation errors (up to 6 % in energy cost with conventional exchange, and a battery peak reduction overstated by 15 kW in a ten-office community). The same message model makes stochastic and slow components reproducible and lets them run concurrently without changing results, so the framework also suits artificial intelligence (AI) and generative AI applications. The software and every experiment script are open source, so the results can be reproduced and the tool used directly by the building simulation community.</w:t>
       </w:r>
     </w:p>
     <w:p>
@@ -130,7 +130,7 @@
         <w:pStyle w:val="Title"/>
       </w:pPr>
       <w:r>
-        <w:t>Py-CoSim: time-aware message-based co-simulation of building energy and artificial intelligence models</w:t>
+        <w:t>Py-CoSim: time-aware message-based co-simulation for building energy systems</w:t>
       </w:r>
     </w:p>
     <w:p>
